--- a/public/smart-police/forms/บันทึกจับกุม.docx
+++ b/public/smart-police/forms/บันทึกจับกุม.docx
@@ -10077,7 +10077,7 @@
         <w:szCs w:val="24"/>
         <w:cs/>
       </w:rPr>
-      <w:t>สอบสวน.</w:t>
+      <w:t/>
     </w:r>
     <w:r>
       <w:rPr>
@@ -10088,7 +10088,7 @@
         <w:sz w:val="24"/>
         <w:szCs w:val="24"/>
       </w:rPr>
-      <w:t>com</w:t>
+      <w:t/>
     </w:r>
   </w:p>
 </w:ftr>

--- a/public/smart-police/forms/บันทึกจับกุม.docx
+++ b/public/smart-police/forms/บันทึกจับกุม.docx
@@ -9869,7 +9869,7 @@
         <w:szCs w:val="32"/>
         <w:cs/>
       </w:rPr>
-      <w:t>(ส ๕๖ - ๒</w:t>
+      <w:t/>
     </w:r>
     <w:r>
       <w:rPr>
@@ -9879,7 +9879,7 @@
         <w:szCs w:val="32"/>
         <w:cs/>
       </w:rPr>
-      <w:t>๗</w:t>
+      <w:t/>
     </w:r>
     <w:r>
       <w:rPr>
@@ -9889,7 +9889,7 @@
         <w:szCs w:val="32"/>
         <w:cs/>
       </w:rPr>
-      <w:t>)</w:t>
+      <w:t/>
     </w:r>
   </w:p>
 </w:ftr>
@@ -9926,7 +9926,7 @@
         <w:szCs w:val="32"/>
         <w:cs/>
       </w:rPr>
-      <w:t>(ส ๕๖ - ๒</w:t>
+      <w:t/>
     </w:r>
     <w:r>
       <w:rPr>
@@ -9936,7 +9936,7 @@
         <w:szCs w:val="32"/>
         <w:cs/>
       </w:rPr>
-      <w:t>๗</w:t>
+      <w:t/>
     </w:r>
     <w:r>
       <w:rPr>
@@ -9946,7 +9946,7 @@
         <w:szCs w:val="32"/>
         <w:cs/>
       </w:rPr>
-      <w:t>)</w:t>
+      <w:t/>
     </w:r>
   </w:p>
 </w:ftr>
@@ -9985,7 +9985,7 @@
         <w:szCs w:val="32"/>
         <w:cs/>
       </w:rPr>
-      <w:t>(</w:t>
+      <w:t/>
     </w:r>
     <w:r>
       <w:rPr>
@@ -9995,7 +9995,7 @@
         <w:szCs w:val="32"/>
         <w:cs/>
       </w:rPr>
-      <w:t xml:space="preserve">ส ๕๖ </w:t>
+      <w:t xml:space="preserve"/>
     </w:r>
     <w:r>
       <w:rPr>
@@ -10005,7 +10005,7 @@
         <w:szCs w:val="32"/>
         <w:cs/>
       </w:rPr>
-      <w:t>-</w:t>
+      <w:t/>
     </w:r>
     <w:r>
       <w:rPr>
@@ -10015,7 +10015,7 @@
         <w:szCs w:val="32"/>
         <w:cs/>
       </w:rPr>
-      <w:t xml:space="preserve"> </w:t>
+      <w:t xml:space="preserve"/>
     </w:r>
     <w:r>
       <w:rPr>
@@ -10025,7 +10025,7 @@
         <w:szCs w:val="32"/>
         <w:cs/>
       </w:rPr>
-      <w:t>๒</w:t>
+      <w:t/>
     </w:r>
     <w:r>
       <w:rPr>
@@ -10035,7 +10035,7 @@
         <w:szCs w:val="32"/>
         <w:cs/>
       </w:rPr>
-      <w:t>๗</w:t>
+      <w:t/>
     </w:r>
     <w:r>
       <w:rPr>
@@ -10045,7 +10045,7 @@
         <w:szCs w:val="32"/>
         <w:cs/>
       </w:rPr>
-      <w:t>)</w:t>
+      <w:t/>
     </w:r>
     <w:r>
       <w:rPr>
